--- a/DH52200778.docx
+++ b/DH52200778.docx
@@ -606,6 +606,312 @@
         <w:t>biệt</w:t>
       </w:r>
       <w:proofErr w:type="spellEnd"/>
+      <w:r>
+        <w:br/>
+      </w:r>
+      <w:r>
+        <w:br/>
+        <w:t>///</w:t>
+      </w:r>
+    </w:p>
+    <w:p>
+      <w:proofErr w:type="spellStart"/>
+      <w:r>
+        <w:t>Cách</w:t>
+      </w:r>
+      <w:proofErr w:type="spellEnd"/>
+      <w:r>
+        <w:t xml:space="preserve"> </w:t>
+      </w:r>
+      <w:proofErr w:type="spellStart"/>
+      <w:r>
+        <w:t>để</w:t>
+      </w:r>
+      <w:proofErr w:type="spellEnd"/>
+      <w:r>
+        <w:t xml:space="preserve"> </w:t>
+      </w:r>
+      <w:proofErr w:type="spellStart"/>
+      <w:r>
+        <w:t>chạy</w:t>
+      </w:r>
+      <w:proofErr w:type="spellEnd"/>
+      <w:r>
+        <w:t xml:space="preserve"> file </w:t>
+      </w:r>
+      <w:proofErr w:type="spellStart"/>
+      <w:r>
+        <w:t>cpp</w:t>
+      </w:r>
+      <w:proofErr w:type="spellEnd"/>
+    </w:p>
+    <w:p>
+      <w:proofErr w:type="spellStart"/>
+      <w:r>
+        <w:t>Mở</w:t>
+      </w:r>
+      <w:proofErr w:type="spellEnd"/>
+      <w:r>
+        <w:t xml:space="preserve"> ubuntu cd </w:t>
+      </w:r>
+      <w:proofErr w:type="spellStart"/>
+      <w:r>
+        <w:t>đến</w:t>
+      </w:r>
+      <w:proofErr w:type="spellEnd"/>
+      <w:r>
+        <w:t xml:space="preserve"> </w:t>
+      </w:r>
+      <w:proofErr w:type="spellStart"/>
+      <w:r>
+        <w:t>thư</w:t>
+      </w:r>
+      <w:proofErr w:type="spellEnd"/>
+      <w:r>
+        <w:t xml:space="preserve"> </w:t>
+      </w:r>
+      <w:proofErr w:type="spellStart"/>
+      <w:r>
+        <w:t>mục</w:t>
+      </w:r>
+      <w:proofErr w:type="spellEnd"/>
+      <w:r>
+        <w:t xml:space="preserve"> </w:t>
+      </w:r>
+      <w:proofErr w:type="spellStart"/>
+      <w:r>
+        <w:t>đang</w:t>
+      </w:r>
+      <w:proofErr w:type="spellEnd"/>
+      <w:r>
+        <w:t xml:space="preserve"> </w:t>
+      </w:r>
+      <w:proofErr w:type="spellStart"/>
+      <w:r>
+        <w:t>chứa</w:t>
+      </w:r>
+      <w:proofErr w:type="spellEnd"/>
+      <w:r>
+        <w:t xml:space="preserve"> file </w:t>
+      </w:r>
+      <w:proofErr w:type="spellStart"/>
+      <w:r>
+        <w:t>cpp</w:t>
+      </w:r>
+      <w:proofErr w:type="spellEnd"/>
+      <w:r>
+        <w:br/>
+      </w:r>
+      <w:proofErr w:type="spellStart"/>
+      <w:r>
+        <w:t>Gõ</w:t>
+      </w:r>
+      <w:proofErr w:type="spellEnd"/>
+      <w:r>
+        <w:t xml:space="preserve"> </w:t>
+      </w:r>
+      <w:proofErr w:type="spellStart"/>
+      <w:proofErr w:type="gramStart"/>
+      <w:r>
+        <w:t>lệnh</w:t>
+      </w:r>
+      <w:proofErr w:type="spellEnd"/>
+      <w:r>
+        <w:t xml:space="preserve"> .</w:t>
+      </w:r>
+      <w:proofErr w:type="gramEnd"/>
+      <w:r>
+        <w:t>/ DH52200778.cpp</w:t>
+      </w:r>
+      <w:r>
+        <w:br/>
+        <w:t xml:space="preserve">Xem </w:t>
+      </w:r>
+      <w:proofErr w:type="spellStart"/>
+      <w:r>
+        <w:t>kết</w:t>
+      </w:r>
+      <w:proofErr w:type="spellEnd"/>
+      <w:r>
+        <w:t xml:space="preserve"> </w:t>
+      </w:r>
+      <w:proofErr w:type="spellStart"/>
+      <w:r>
+        <w:t>quả</w:t>
+      </w:r>
+      <w:proofErr w:type="spellEnd"/>
+      <w:r>
+        <w:t xml:space="preserve"> </w:t>
+      </w:r>
+      <w:proofErr w:type="spellStart"/>
+      <w:r>
+        <w:t>hiển</w:t>
+      </w:r>
+      <w:proofErr w:type="spellEnd"/>
+      <w:r>
+        <w:t xml:space="preserve"> </w:t>
+      </w:r>
+      <w:proofErr w:type="spellStart"/>
+      <w:r>
+        <w:t>thị</w:t>
+      </w:r>
+      <w:proofErr w:type="spellEnd"/>
+      <w:r>
+        <w:t>.</w:t>
+      </w:r>
+      <w:r>
+        <w:br/>
+        <w:t>///</w:t>
+      </w:r>
+      <w:r>
+        <w:tab/>
+      </w:r>
+      <w:r>
+        <w:br/>
+      </w:r>
+      <w:proofErr w:type="spellStart"/>
+      <w:r>
+        <w:t>Cách</w:t>
+      </w:r>
+      <w:proofErr w:type="spellEnd"/>
+      <w:r>
+        <w:t xml:space="preserve"> </w:t>
+      </w:r>
+      <w:proofErr w:type="spellStart"/>
+      <w:r>
+        <w:t>để</w:t>
+      </w:r>
+      <w:proofErr w:type="spellEnd"/>
+      <w:r>
+        <w:t xml:space="preserve"> </w:t>
+      </w:r>
+      <w:proofErr w:type="spellStart"/>
+      <w:r>
+        <w:t>chạy</w:t>
+      </w:r>
+      <w:proofErr w:type="spellEnd"/>
+      <w:r>
+        <w:t xml:space="preserve"> file </w:t>
+      </w:r>
+      <w:proofErr w:type="spellStart"/>
+      <w:r>
+        <w:t>sh</w:t>
+      </w:r>
+      <w:proofErr w:type="spellEnd"/>
+      <w:r>
+        <w:br/>
+      </w:r>
+      <w:r>
+        <w:br/>
+      </w:r>
+      <w:proofErr w:type="spellStart"/>
+      <w:r>
+        <w:t>Mở</w:t>
+      </w:r>
+      <w:proofErr w:type="spellEnd"/>
+      <w:r>
+        <w:t xml:space="preserve"> ubuntu cd </w:t>
+      </w:r>
+      <w:proofErr w:type="spellStart"/>
+      <w:r>
+        <w:t>đến</w:t>
+      </w:r>
+      <w:proofErr w:type="spellEnd"/>
+      <w:r>
+        <w:t xml:space="preserve"> </w:t>
+      </w:r>
+      <w:proofErr w:type="spellStart"/>
+      <w:r>
+        <w:t>thư</w:t>
+      </w:r>
+      <w:proofErr w:type="spellEnd"/>
+      <w:r>
+        <w:t xml:space="preserve"> </w:t>
+      </w:r>
+      <w:proofErr w:type="spellStart"/>
+      <w:r>
+        <w:t>mục</w:t>
+      </w:r>
+      <w:proofErr w:type="spellEnd"/>
+      <w:r>
+        <w:t xml:space="preserve"> </w:t>
+      </w:r>
+      <w:proofErr w:type="spellStart"/>
+      <w:r>
+        <w:t>đang</w:t>
+      </w:r>
+      <w:proofErr w:type="spellEnd"/>
+      <w:r>
+        <w:t xml:space="preserve"> </w:t>
+      </w:r>
+      <w:proofErr w:type="spellStart"/>
+      <w:r>
+        <w:t>chứa</w:t>
+      </w:r>
+      <w:proofErr w:type="spellEnd"/>
+      <w:r>
+        <w:t xml:space="preserve"> file </w:t>
+      </w:r>
+      <w:proofErr w:type="spellStart"/>
+      <w:r>
+        <w:t>sh</w:t>
+      </w:r>
+      <w:proofErr w:type="spellEnd"/>
+      <w:r>
+        <w:br/>
+      </w:r>
+      <w:proofErr w:type="spellStart"/>
+      <w:r>
+        <w:t>Gõ</w:t>
+      </w:r>
+      <w:proofErr w:type="spellEnd"/>
+      <w:r>
+        <w:t xml:space="preserve"> </w:t>
+      </w:r>
+      <w:proofErr w:type="spellStart"/>
+      <w:r>
+        <w:t>lệnh</w:t>
+      </w:r>
+      <w:proofErr w:type="spellEnd"/>
+      <w:r>
+        <w:t xml:space="preserve"> ./ DH52200778.sh</w:t>
+      </w:r>
+      <w:r>
+        <w:br/>
+        <w:t xml:space="preserve">Xem </w:t>
+      </w:r>
+      <w:proofErr w:type="spellStart"/>
+      <w:r>
+        <w:t>kết</w:t>
+      </w:r>
+      <w:proofErr w:type="spellEnd"/>
+      <w:r>
+        <w:t xml:space="preserve"> </w:t>
+      </w:r>
+      <w:proofErr w:type="spellStart"/>
+      <w:r>
+        <w:t>quả</w:t>
+      </w:r>
+      <w:proofErr w:type="spellEnd"/>
+      <w:r>
+        <w:t xml:space="preserve"> </w:t>
+      </w:r>
+      <w:proofErr w:type="spellStart"/>
+      <w:r>
+        <w:t>hiển</w:t>
+      </w:r>
+      <w:proofErr w:type="spellEnd"/>
+      <w:r>
+        <w:t xml:space="preserve"> </w:t>
+      </w:r>
+      <w:proofErr w:type="spellStart"/>
+      <w:r>
+        <w:t>thị</w:t>
+      </w:r>
+      <w:proofErr w:type="spellEnd"/>
+      <w:r>
+        <w:t>.</w:t>
+      </w:r>
     </w:p>
     <w:sectPr>
       <w:pgSz w:w="12240" w:h="15840"/>
